--- a/validation of successful app deployment.docx
+++ b/validation of successful app deployment.docx
@@ -12,14 +12,17 @@
       <w:r>
         <w:t xml:space="preserve"> app deployment</w:t>
       </w:r>
+      <w:r>
+        <w:t xml:space="preserve"> with HTTPS access</w:t>
+      </w:r>
     </w:p>
     <w:p>
       <w:r>
         <w:drawing>
-          <wp:inline distT="0" distB="0" distL="0" distR="0" wp14:anchorId="68FA2284" wp14:editId="7B4CCEB8">
-            <wp:extent cx="5943600" cy="2523490"/>
+          <wp:inline distT="0" distB="0" distL="0" distR="0" wp14:anchorId="31E7BFA7" wp14:editId="228223C5">
+            <wp:extent cx="5943600" cy="3513455"/>
             <wp:effectExtent l="0" t="0" r="0" b="0"/>
-            <wp:docPr id="163175289" name="Picture 1"/>
+            <wp:docPr id="2076917985" name="Picture 1"/>
             <wp:cNvGraphicFramePr>
               <a:graphicFrameLocks xmlns:a="http://schemas.openxmlformats.org/drawingml/2006/main" noChangeAspect="1"/>
             </wp:cNvGraphicFramePr>
@@ -27,7 +30,7 @@
               <a:graphicData uri="http://schemas.openxmlformats.org/drawingml/2006/picture">
                 <pic:pic xmlns:pic="http://schemas.openxmlformats.org/drawingml/2006/picture">
                   <pic:nvPicPr>
-                    <pic:cNvPr id="163175289" name=""/>
+                    <pic:cNvPr id="2076917985" name=""/>
                     <pic:cNvPicPr/>
                   </pic:nvPicPr>
                   <pic:blipFill>
@@ -39,7 +42,7 @@
                   <pic:spPr>
                     <a:xfrm>
                       <a:off x="0" y="0"/>
-                      <a:ext cx="5943600" cy="2523490"/>
+                      <a:ext cx="5943600" cy="3513455"/>
                     </a:xfrm>
                     <a:prstGeom prst="rect">
                       <a:avLst/>
@@ -55,10 +58,10 @@
     <w:p>
       <w:r>
         <w:drawing>
-          <wp:inline distT="0" distB="0" distL="0" distR="0" wp14:anchorId="1047C088" wp14:editId="5EE27EF0">
-            <wp:extent cx="5943600" cy="2361565"/>
-            <wp:effectExtent l="0" t="0" r="0" b="635"/>
-            <wp:docPr id="594594462" name="Picture 1"/>
+          <wp:inline distT="0" distB="0" distL="0" distR="0" wp14:anchorId="5DD0BDC8" wp14:editId="5C0F6B8F">
+            <wp:extent cx="5943600" cy="2879090"/>
+            <wp:effectExtent l="0" t="0" r="0" b="0"/>
+            <wp:docPr id="297980827" name="Picture 1"/>
             <wp:cNvGraphicFramePr>
               <a:graphicFrameLocks xmlns:a="http://schemas.openxmlformats.org/drawingml/2006/main" noChangeAspect="1"/>
             </wp:cNvGraphicFramePr>
@@ -66,7 +69,7 @@
               <a:graphicData uri="http://schemas.openxmlformats.org/drawingml/2006/picture">
                 <pic:pic xmlns:pic="http://schemas.openxmlformats.org/drawingml/2006/picture">
                   <pic:nvPicPr>
-                    <pic:cNvPr id="594594462" name=""/>
+                    <pic:cNvPr id="297980827" name=""/>
                     <pic:cNvPicPr/>
                   </pic:nvPicPr>
                   <pic:blipFill>
@@ -78,7 +81,7 @@
                   <pic:spPr>
                     <a:xfrm>
                       <a:off x="0" y="0"/>
-                      <a:ext cx="5943600" cy="2361565"/>
+                      <a:ext cx="5943600" cy="2879090"/>
                     </a:xfrm>
                     <a:prstGeom prst="rect">
                       <a:avLst/>
@@ -704,6 +707,7 @@
   <w:style w:type="character" w:default="1" w:styleId="DefaultParagraphFont">
     <w:name w:val="Default Paragraph Font"/>
     <w:uiPriority w:val="1"/>
+    <w:semiHidden/>
     <w:unhideWhenUsed/>
   </w:style>
   <w:style w:type="table" w:default="1" w:styleId="TableNormal">
